--- a/Patent related/Patent_2.docx
+++ b/Patent related/Patent_2.docx
@@ -74,8 +74,26 @@
     </w:p>
     <w:p>
       <w:pPr>
-        <w:ind w:left="2415"/>
-        <w:jc w:val="center"/>
+        <w:rPr>
+          <w:rFonts w:ascii="Times New Roman"/>
+          <w:sz w:val="24"/>
+        </w:rPr>
+      </w:pPr>
+    </w:p>
+    <w:p>
+      <w:pPr>
+        <w:ind w:left="2415"/>
+        <w:jc w:val="right"/>
+        <w:rPr>
+          <w:rFonts w:ascii="Times New Roman"/>
+          <w:sz w:val="24"/>
+        </w:rPr>
+      </w:pPr>
+    </w:p>
+    <w:p>
+      <w:pPr>
+        <w:ind w:left="2415"/>
+        <w:jc w:val="right"/>
         <w:rPr>
           <w:rFonts w:ascii="Times New Roman"/>
           <w:sz w:val="24"/>
@@ -84,22 +102,21 @@
       <w:r>
         <w:rPr>
           <w:rFonts w:ascii="Times New Roman"/>
-          <w:b/>
-          <w:sz w:val="26"/>
+          <w:sz w:val="24"/>
         </w:rPr>
         <w:drawing>
-          <wp:anchor distT="0" distB="0" distL="114300" distR="114300" simplePos="0" relativeHeight="251661824" behindDoc="0" locked="0" layoutInCell="1" allowOverlap="1" wp14:anchorId="1022D167" wp14:editId="2C748AF7">
+          <wp:anchor distT="0" distB="0" distL="114300" distR="114300" simplePos="0" relativeHeight="251651072" behindDoc="0" locked="0" layoutInCell="1" allowOverlap="1" wp14:anchorId="1D310A68" wp14:editId="0B11A6D9">
             <wp:simplePos x="0" y="0"/>
             <wp:positionH relativeFrom="column">
-              <wp:posOffset>-642663</wp:posOffset>
+              <wp:posOffset>-859809</wp:posOffset>
             </wp:positionH>
             <wp:positionV relativeFrom="paragraph">
-              <wp:posOffset>133188</wp:posOffset>
+              <wp:posOffset>401585</wp:posOffset>
             </wp:positionV>
-            <wp:extent cx="7219990" cy="3983065"/>
+            <wp:extent cx="7691944" cy="4067033"/>
             <wp:effectExtent l="0" t="0" r="0" b="0"/>
             <wp:wrapNone/>
-            <wp:docPr id="271911353" name="Picture 1"/>
+            <wp:docPr id="1408330882" name="Picture 1"/>
             <wp:cNvGraphicFramePr>
               <a:graphicFrameLocks xmlns:a="http://schemas.openxmlformats.org/drawingml/2006/main" noChangeAspect="1"/>
             </wp:cNvGraphicFramePr>
@@ -107,7 +124,7 @@
               <a:graphicData uri="http://schemas.openxmlformats.org/drawingml/2006/picture">
                 <pic:pic xmlns:pic="http://schemas.openxmlformats.org/drawingml/2006/picture">
                   <pic:nvPicPr>
-                    <pic:cNvPr id="271911353" name=""/>
+                    <pic:cNvPr id="1408330882" name=""/>
                     <pic:cNvPicPr/>
                   </pic:nvPicPr>
                   <pic:blipFill>
@@ -125,7 +142,7 @@
                   <pic:spPr>
                     <a:xfrm>
                       <a:off x="0" y="0"/>
-                      <a:ext cx="7219990" cy="3983065"/>
+                      <a:ext cx="7709354" cy="4076238"/>
                     </a:xfrm>
                     <a:prstGeom prst="rect">
                       <a:avLst/>
@@ -147,197 +164,205 @@
     <w:p>
       <w:pPr>
         <w:ind w:left="2415"/>
-        <w:jc w:val="center"/>
-        <w:rPr>
-          <w:rFonts w:ascii="Times New Roman"/>
-          <w:sz w:val="24"/>
-        </w:rPr>
-      </w:pPr>
-    </w:p>
-    <w:p>
-      <w:pPr>
-        <w:ind w:left="2415"/>
-        <w:jc w:val="center"/>
-        <w:rPr>
-          <w:rFonts w:ascii="Times New Roman"/>
-          <w:sz w:val="24"/>
-        </w:rPr>
-      </w:pPr>
-    </w:p>
-    <w:p>
-      <w:pPr>
-        <w:ind w:left="2415"/>
-        <w:jc w:val="center"/>
-        <w:rPr>
-          <w:rFonts w:ascii="Times New Roman"/>
-          <w:sz w:val="24"/>
-        </w:rPr>
-      </w:pPr>
-    </w:p>
-    <w:p>
-      <w:pPr>
-        <w:ind w:left="2415"/>
-        <w:jc w:val="center"/>
-        <w:rPr>
-          <w:rFonts w:ascii="Times New Roman"/>
-          <w:sz w:val="24"/>
-        </w:rPr>
-      </w:pPr>
-    </w:p>
-    <w:p>
-      <w:pPr>
-        <w:ind w:left="2415"/>
-        <w:jc w:val="center"/>
-        <w:rPr>
-          <w:rFonts w:ascii="Times New Roman"/>
-          <w:sz w:val="24"/>
-        </w:rPr>
-      </w:pPr>
-    </w:p>
-    <w:p>
-      <w:pPr>
-        <w:ind w:left="2415"/>
-        <w:jc w:val="center"/>
-        <w:rPr>
-          <w:rFonts w:ascii="Times New Roman"/>
-          <w:sz w:val="24"/>
-        </w:rPr>
-      </w:pPr>
-    </w:p>
-    <w:p>
-      <w:pPr>
-        <w:ind w:left="2415"/>
-        <w:jc w:val="center"/>
-        <w:rPr>
-          <w:rFonts w:ascii="Times New Roman"/>
-          <w:sz w:val="24"/>
-        </w:rPr>
-      </w:pPr>
-    </w:p>
-    <w:p>
-      <w:pPr>
-        <w:ind w:left="2415"/>
-        <w:jc w:val="center"/>
-        <w:rPr>
-          <w:rFonts w:ascii="Times New Roman"/>
-          <w:sz w:val="24"/>
-        </w:rPr>
-      </w:pPr>
-    </w:p>
-    <w:p>
-      <w:pPr>
-        <w:ind w:left="2415"/>
-        <w:jc w:val="center"/>
-        <w:rPr>
-          <w:rFonts w:ascii="Times New Roman"/>
-          <w:sz w:val="24"/>
-        </w:rPr>
-      </w:pPr>
-    </w:p>
-    <w:p>
-      <w:pPr>
-        <w:ind w:left="2415"/>
-        <w:jc w:val="center"/>
-        <w:rPr>
-          <w:rFonts w:ascii="Times New Roman"/>
-          <w:sz w:val="24"/>
-        </w:rPr>
-      </w:pPr>
-    </w:p>
-    <w:p>
-      <w:pPr>
-        <w:ind w:left="2415"/>
-        <w:jc w:val="center"/>
-        <w:rPr>
-          <w:rFonts w:ascii="Times New Roman"/>
-          <w:sz w:val="24"/>
-        </w:rPr>
-      </w:pPr>
-    </w:p>
-    <w:p>
-      <w:pPr>
-        <w:ind w:left="2415"/>
-        <w:jc w:val="center"/>
-        <w:rPr>
-          <w:rFonts w:ascii="Times New Roman"/>
-          <w:sz w:val="24"/>
-        </w:rPr>
-      </w:pPr>
-    </w:p>
-    <w:p>
-      <w:pPr>
-        <w:ind w:left="2415"/>
-        <w:jc w:val="center"/>
-        <w:rPr>
-          <w:rFonts w:ascii="Times New Roman"/>
-          <w:sz w:val="24"/>
-        </w:rPr>
-      </w:pPr>
-    </w:p>
-    <w:p>
-      <w:pPr>
-        <w:ind w:left="2415"/>
-        <w:jc w:val="center"/>
-        <w:rPr>
-          <w:rFonts w:ascii="Times New Roman"/>
-          <w:sz w:val="24"/>
-        </w:rPr>
-      </w:pPr>
-    </w:p>
-    <w:p>
-      <w:pPr>
-        <w:ind w:left="2415"/>
-        <w:jc w:val="center"/>
-        <w:rPr>
-          <w:rFonts w:ascii="Times New Roman"/>
-          <w:sz w:val="24"/>
-        </w:rPr>
-      </w:pPr>
-    </w:p>
-    <w:p>
-      <w:pPr>
-        <w:ind w:left="2415"/>
-        <w:jc w:val="center"/>
-        <w:rPr>
-          <w:rFonts w:ascii="Times New Roman"/>
-          <w:sz w:val="24"/>
-        </w:rPr>
-      </w:pPr>
-    </w:p>
-    <w:p>
-      <w:pPr>
-        <w:ind w:left="2415"/>
-        <w:jc w:val="center"/>
-        <w:rPr>
-          <w:rFonts w:ascii="Times New Roman"/>
-          <w:sz w:val="24"/>
-        </w:rPr>
-      </w:pPr>
-    </w:p>
-    <w:p>
-      <w:pPr>
-        <w:ind w:left="2415"/>
-        <w:jc w:val="center"/>
-        <w:rPr>
-          <w:rFonts w:ascii="Times New Roman"/>
-          <w:sz w:val="24"/>
-        </w:rPr>
-      </w:pPr>
-    </w:p>
-    <w:p>
-      <w:pPr>
-        <w:ind w:left="2415"/>
-        <w:jc w:val="center"/>
-        <w:rPr>
-          <w:rFonts w:ascii="Times New Roman"/>
-          <w:sz w:val="24"/>
-        </w:rPr>
-      </w:pPr>
-    </w:p>
-    <w:p>
-      <w:pPr>
-        <w:ind w:left="2415"/>
-        <w:jc w:val="center"/>
+        <w:jc w:val="right"/>
+        <w:rPr>
+          <w:rFonts w:ascii="Times New Roman"/>
+          <w:sz w:val="24"/>
+        </w:rPr>
+      </w:pPr>
+    </w:p>
+    <w:p>
+      <w:pPr>
+        <w:ind w:left="2415"/>
+        <w:jc w:val="right"/>
+        <w:rPr>
+          <w:rFonts w:ascii="Times New Roman"/>
+          <w:sz w:val="24"/>
+        </w:rPr>
+      </w:pPr>
+    </w:p>
+    <w:p>
+      <w:pPr>
+        <w:ind w:left="2415"/>
+        <w:jc w:val="right"/>
+        <w:rPr>
+          <w:rFonts w:ascii="Times New Roman"/>
+          <w:sz w:val="24"/>
+        </w:rPr>
+      </w:pPr>
+    </w:p>
+    <w:p>
+      <w:pPr>
+        <w:ind w:left="2415"/>
+        <w:jc w:val="right"/>
+        <w:rPr>
+          <w:rFonts w:ascii="Times New Roman"/>
+          <w:sz w:val="24"/>
+        </w:rPr>
+      </w:pPr>
+    </w:p>
+    <w:p>
+      <w:pPr>
+        <w:ind w:left="2415"/>
+        <w:jc w:val="right"/>
+        <w:rPr>
+          <w:rFonts w:ascii="Times New Roman"/>
+          <w:sz w:val="24"/>
+        </w:rPr>
+      </w:pPr>
+    </w:p>
+    <w:p>
+      <w:pPr>
+        <w:ind w:left="2415"/>
+        <w:jc w:val="right"/>
+        <w:rPr>
+          <w:rFonts w:ascii="Times New Roman"/>
+          <w:sz w:val="24"/>
+        </w:rPr>
+      </w:pPr>
+    </w:p>
+    <w:p>
+      <w:pPr>
+        <w:ind w:left="2415"/>
+        <w:jc w:val="right"/>
+        <w:rPr>
+          <w:rFonts w:ascii="Times New Roman"/>
+          <w:sz w:val="24"/>
+        </w:rPr>
+      </w:pPr>
+    </w:p>
+    <w:p>
+      <w:pPr>
+        <w:ind w:left="2415"/>
+        <w:jc w:val="right"/>
+        <w:rPr>
+          <w:rFonts w:ascii="Times New Roman"/>
+          <w:sz w:val="24"/>
+        </w:rPr>
+      </w:pPr>
+      <w:r>
+        <w:rPr>
+          <w:rFonts w:ascii="Times New Roman"/>
+          <w:noProof/>
+          <w:sz w:val="24"/>
+        </w:rPr>
+        <w:pict w14:anchorId="1FFD5F64">
+          <v:shapetype id="_x0000_t32" coordsize="21600,21600" o:spt="32" o:oned="t" path="m,l21600,21600e" filled="f">
+            <v:path arrowok="t" fillok="f" o:connecttype="none"/>
+            <o:lock v:ext="edit" shapetype="t"/>
+          </v:shapetype>
+          <v:shape id="_x0000_s1298" type="#_x0000_t32" style="position:absolute;left:0;text-align:left;margin-left:-12.65pt;margin-top:13pt;width:25.1pt;height:17.8pt;flip:x;z-index:251659264" o:connectortype="straight" strokeweight=".25pt">
+            <v:stroke endarrow="block"/>
+          </v:shape>
+        </w:pict>
+      </w:r>
+      <w:r>
+        <w:rPr>
+          <w:rFonts w:ascii="Times New Roman"/>
+          <w:noProof/>
+          <w:sz w:val="24"/>
+        </w:rPr>
+        <w:pict w14:anchorId="1FFD5F64">
+          <v:shape id="_x0000_s1297" type="#_x0000_t32" style="position:absolute;left:0;text-align:left;margin-left:-10.05pt;margin-top:8.7pt;width:13.9pt;height:2.35pt;flip:x y;z-index:251658240" o:connectortype="straight" strokeweight=".25pt">
+            <v:stroke endarrow="block"/>
+          </v:shape>
+        </w:pict>
+      </w:r>
+    </w:p>
+    <w:p>
+      <w:pPr>
+        <w:ind w:left="2415"/>
+        <w:jc w:val="right"/>
+        <w:rPr>
+          <w:rFonts w:ascii="Times New Roman"/>
+          <w:sz w:val="24"/>
+        </w:rPr>
+      </w:pPr>
+    </w:p>
+    <w:p>
+      <w:pPr>
+        <w:ind w:left="2415"/>
+        <w:jc w:val="right"/>
+        <w:rPr>
+          <w:rFonts w:ascii="Times New Roman"/>
+          <w:sz w:val="24"/>
+        </w:rPr>
+      </w:pPr>
+    </w:p>
+    <w:p>
+      <w:pPr>
+        <w:ind w:left="2415"/>
+        <w:jc w:val="right"/>
+        <w:rPr>
+          <w:rFonts w:ascii="Times New Roman"/>
+          <w:sz w:val="24"/>
+        </w:rPr>
+      </w:pPr>
+    </w:p>
+    <w:p>
+      <w:pPr>
+        <w:ind w:left="2415"/>
+        <w:jc w:val="right"/>
+        <w:rPr>
+          <w:rFonts w:ascii="Times New Roman"/>
+          <w:sz w:val="24"/>
+        </w:rPr>
+      </w:pPr>
+    </w:p>
+    <w:p>
+      <w:pPr>
+        <w:ind w:left="2415"/>
+        <w:jc w:val="right"/>
+        <w:rPr>
+          <w:rFonts w:ascii="Times New Roman"/>
+          <w:sz w:val="24"/>
+        </w:rPr>
+      </w:pPr>
+    </w:p>
+    <w:p>
+      <w:pPr>
+        <w:ind w:left="2415"/>
+        <w:jc w:val="right"/>
+        <w:rPr>
+          <w:rFonts w:ascii="Times New Roman"/>
+          <w:sz w:val="24"/>
+        </w:rPr>
+      </w:pPr>
+    </w:p>
+    <w:p>
+      <w:pPr>
+        <w:ind w:left="2415"/>
+        <w:jc w:val="right"/>
+        <w:rPr>
+          <w:rFonts w:ascii="Times New Roman"/>
+          <w:sz w:val="24"/>
+        </w:rPr>
+      </w:pPr>
+    </w:p>
+    <w:p>
+      <w:pPr>
+        <w:ind w:left="2415"/>
+        <w:jc w:val="right"/>
+        <w:rPr>
+          <w:rFonts w:ascii="Times New Roman"/>
+          <w:sz w:val="24"/>
+        </w:rPr>
+      </w:pPr>
+    </w:p>
+    <w:p>
+      <w:pPr>
+        <w:ind w:left="2415"/>
+        <w:jc w:val="right"/>
+        <w:rPr>
+          <w:rFonts w:ascii="Times New Roman"/>
+          <w:sz w:val="24"/>
+        </w:rPr>
+      </w:pPr>
+    </w:p>
+    <w:p>
+      <w:pPr>
+        <w:ind w:left="2415"/>
+        <w:jc w:val="right"/>
         <w:rPr>
           <w:rFonts w:ascii="Times New Roman"/>
           <w:sz w:val="24"/>
@@ -795,7 +820,6 @@
   <w:style w:type="character" w:default="1" w:styleId="DefaultParagraphFont">
     <w:name w:val="Default Paragraph Font"/>
     <w:uiPriority w:val="1"/>
-    <w:semiHidden/>
     <w:unhideWhenUsed/>
   </w:style>
   <w:style w:type="table" w:default="1" w:styleId="TableNormal">
